--- a/pr-preview/pr-181/prediction-handout.docx
+++ b/pr-preview/pr-181/prediction-handout.docx
@@ -15,10 +15,10 @@
         <w:pStyle w:val="Date"/>
       </w:pPr>
       <w:r>
-        <w:t xml:space="preserve">Last modified: 2026-10-15 00:59:10 (PDT)</w:t>
+        <w:t xml:space="preserve">Last modified: 2026-10-15 01:36:01 (PDT)</w:t>
       </w:r>
     </w:p>
-    <w:bookmarkStart w:id="23" w:name="sec-predictions"/>
+    <w:bookmarkStart w:id="26" w:name="sec-predictions"/>
     <w:p>
       <w:pPr>
         <w:pStyle w:val="Heading2"/>
@@ -823,10 +823,259 @@
       </m:oMathPara>
     </w:p>
     <w:bookmarkEnd w:id="10"/>
-    <w:bookmarkStart w:id="11" w:name="def-fitted-value"/>
+    <w:bookmarkStart w:id="12" w:name="rem-why-cond-mean"/>
     <w:p>
       <w:pPr>
         <w:pStyle w:val="FirstParagraph"/>
+      </w:pPr>
+      <w:r>
+        <w:rPr>
+          <w:i/>
+          <w:iCs/>
+        </w:rPr>
+        <w:t xml:space="preserve">Remark 1</w:t>
+      </w:r>
+      <w:r>
+        <w:t xml:space="preserve"> (Why the estimated conditional mean is the usual prediction). </w:t>
+      </w:r>
+      <w:r>
+        <w:t xml:space="preserve">The prediction in</w:t>
+      </w:r>
+      <w:r>
+        <w:t xml:space="preserve"> </w:t>
+      </w:r>
+      <w:hyperlink w:anchor="exm-prediction-cond-mean">
+        <w:r>
+          <w:rPr>
+            <w:rStyle w:val="Hyperlink"/>
+          </w:rPr>
+          <w:t xml:space="preserve">Example 1</w:t>
+        </w:r>
+      </w:hyperlink>
+      <w:r>
+        <w:t xml:space="preserve"> </w:t>
+      </w:r>
+      <w:r>
+        <w:t xml:space="preserve">is chosen</w:t>
+      </w:r>
+      <w:r>
+        <w:t xml:space="preserve"> </w:t>
+      </w:r>
+      <w:r>
+        <w:t xml:space="preserve">because the conditional mean is the best possible prediction under squared error loss.</w:t>
+      </w:r>
+      <w:r>
+        <w:t xml:space="preserve"> </w:t>
+      </w:r>
+      <w:r>
+        <w:t xml:space="preserve">Among all functions</w:t>
+      </w:r>
+      <w:r>
+        <w:t xml:space="preserve"> </w:t>
+      </w:r>
+      <m:oMath>
+        <m:r>
+          <m:t>h</m:t>
+        </m:r>
+      </m:oMath>
+      <w:r>
+        <w:t xml:space="preserve"> </w:t>
+      </w:r>
+      <w:r>
+        <w:t xml:space="preserve">of the covariate,</w:t>
+      </w:r>
+      <w:r>
+        <w:t xml:space="preserve"> </w:t>
+      </w:r>
+      <m:oMath>
+        <m:r>
+          <m:rPr>
+            <m:sty m:val="p"/>
+          </m:rPr>
+          <m:t>E</m:t>
+        </m:r>
+        <m:r>
+          <m:t>​</m:t>
+        </m:r>
+        <m:d>
+          <m:dPr>
+            <m:begChr m:val="["/>
+            <m:sepChr m:val=""/>
+            <m:endChr m:val="]"/>
+            <m:grow/>
+          </m:dPr>
+          <m:e>
+            <m:r>
+              <m:t>Y</m:t>
+            </m:r>
+            <m:r>
+              <m:rPr>
+                <m:sty m:val="p"/>
+              </m:rPr>
+              <m:t>∣</m:t>
+            </m:r>
+            <m:r>
+              <m:t>X</m:t>
+            </m:r>
+          </m:e>
+        </m:d>
+        <m:r>
+          <m:t>​</m:t>
+        </m:r>
+      </m:oMath>
+      <w:r>
+        <w:t xml:space="preserve"> </w:t>
+      </w:r>
+      <w:r>
+        <w:t xml:space="preserve">has the smallest expected squared error</w:t>
+      </w:r>
+      <w:r>
+        <w:t xml:space="preserve"> </w:t>
+      </w:r>
+      <m:oMath>
+        <m:r>
+          <m:rPr>
+            <m:sty m:val="p"/>
+          </m:rPr>
+          <m:t>E</m:t>
+        </m:r>
+        <m:r>
+          <m:t>​</m:t>
+        </m:r>
+        <m:d>
+          <m:dPr>
+            <m:begChr m:val="["/>
+            <m:sepChr m:val=""/>
+            <m:endChr m:val="]"/>
+            <m:grow/>
+          </m:dPr>
+          <m:e>
+            <m:sSup>
+              <m:e>
+                <m:r>
+                  <m:t>​</m:t>
+                </m:r>
+                <m:d>
+                  <m:dPr>
+                    <m:begChr m:val="("/>
+                    <m:sepChr m:val=""/>
+                    <m:endChr m:val=")"/>
+                    <m:grow/>
+                  </m:dPr>
+                  <m:e>
+                    <m:r>
+                      <m:t>Y</m:t>
+                    </m:r>
+                    <m:r>
+                      <m:rPr>
+                        <m:sty m:val="p"/>
+                      </m:rPr>
+                      <m:t>−</m:t>
+                    </m:r>
+                    <m:r>
+                      <m:t>h</m:t>
+                    </m:r>
+                    <m:r>
+                      <m:t>​</m:t>
+                    </m:r>
+                    <m:d>
+                      <m:dPr>
+                        <m:begChr m:val="("/>
+                        <m:sepChr m:val=""/>
+                        <m:endChr m:val=")"/>
+                        <m:grow/>
+                      </m:dPr>
+                      <m:e>
+                        <m:r>
+                          <m:t>X</m:t>
+                        </m:r>
+                      </m:e>
+                    </m:d>
+                    <m:r>
+                      <m:t>​</m:t>
+                    </m:r>
+                  </m:e>
+                </m:d>
+                <m:r>
+                  <m:t>​</m:t>
+                </m:r>
+              </m:e>
+              <m:sup>
+                <m:r>
+                  <m:t>2</m:t>
+                </m:r>
+              </m:sup>
+            </m:sSup>
+          </m:e>
+        </m:d>
+        <m:r>
+          <m:t>​</m:t>
+        </m:r>
+      </m:oMath>
+      <w:r>
+        <w:t xml:space="preserve"> </w:t>
+      </w:r>
+      <w:r>
+        <w:t xml:space="preserve">(</w:t>
+      </w:r>
+      <w:hyperlink r:id="rId11">
+        <w:r>
+          <w:rPr>
+            <w:rStyle w:val="Hyperlink"/>
+          </w:rPr>
+          <w:t xml:space="preserve">conditional mean minimizes squared-error risk</w:t>
+        </w:r>
+      </w:hyperlink>
+      <w:r>
+        <w:t xml:space="preserve">).</w:t>
+      </w:r>
+      <w:r>
+        <w:t xml:space="preserve"> </w:t>
+      </w:r>
+      <w:r>
+        <w:t xml:space="preserve">The conditional mean is unknown,</w:t>
+      </w:r>
+      <w:r>
+        <w:t xml:space="preserve"> </w:t>
+      </w:r>
+      <w:r>
+        <w:t xml:space="preserve">so we estimate it from data and predict with the estimate.</w:t>
+      </w:r>
+    </w:p>
+    <w:p>
+      <w:pPr>
+        <w:pStyle w:val="BodyText"/>
+      </w:pPr>
+      <w:r>
+        <w:t xml:space="preserve">The target depends on the loss.</w:t>
+      </w:r>
+      <w:r>
+        <w:t xml:space="preserve"> </w:t>
+      </w:r>
+      <w:r>
+        <w:t xml:space="preserve">For absolute error loss, the best prediction is the conditional median instead,</w:t>
+      </w:r>
+      <w:r>
+        <w:t xml:space="preserve"> </w:t>
+      </w:r>
+      <w:r>
+        <w:t xml:space="preserve">and other losses have other targets</w:t>
+      </w:r>
+      <w:r>
+        <w:t xml:space="preserve"> </w:t>
+      </w:r>
+      <w:r>
+        <w:t xml:space="preserve">(Hastie et al. 2009, 20)</w:t>
+      </w:r>
+      <w:r>
+        <w:t xml:space="preserve">.</w:t>
+      </w:r>
+    </w:p>
+    <w:bookmarkEnd w:id="12"/>
+    <w:bookmarkStart w:id="13" w:name="def-fitted-value"/>
+    <w:p>
+      <w:pPr>
+        <w:pStyle w:val="BodyText"/>
       </w:pPr>
       <w:r>
         <w:rPr>
@@ -1023,11 +1272,232 @@
         </m:oMath>
       </m:oMathPara>
     </w:p>
-    <w:bookmarkEnd w:id="11"/>
-    <w:bookmarkStart w:id="12" w:name="def-residual"/>
+    <w:bookmarkEnd w:id="13"/>
+    <w:bookmarkStart w:id="14" w:name="rem-fitted-value-cond-mean"/>
     <w:p>
       <w:pPr>
         <w:pStyle w:val="FirstParagraph"/>
+      </w:pPr>
+      <w:r>
+        <w:rPr>
+          <w:i/>
+          <w:iCs/>
+        </w:rPr>
+        <w:t xml:space="preserve">Remark 2</w:t>
+      </w:r>
+      <w:r>
+        <w:t xml:space="preserve"> (Why the fitted value is the estimated conditional mean). </w:t>
+      </w:r>
+      <w:r>
+        <w:t xml:space="preserve">The</w:t>
+      </w:r>
+      <w:r>
+        <w:t xml:space="preserve"> </w:t>
+      </w:r>
+      <w:hyperlink w:anchor="def-fitted-value">
+        <w:r>
+          <w:rPr>
+            <w:rStyle w:val="Hyperlink"/>
+          </w:rPr>
+          <w:t xml:space="preserve">fitted value</w:t>
+        </w:r>
+      </w:hyperlink>
+      <w:r>
+        <w:t xml:space="preserve"> </w:t>
+      </w:r>
+      <w:r>
+        <w:t xml:space="preserve">is the prediction at the observed covariate value</w:t>
+      </w:r>
+      <w:r>
+        <w:t xml:space="preserve"> </w:t>
+      </w:r>
+      <m:oMath>
+        <m:sSub>
+          <m:e>
+            <m:r>
+              <m:t>x</m:t>
+            </m:r>
+          </m:e>
+          <m:sub>
+            <m:r>
+              <m:t>i</m:t>
+            </m:r>
+          </m:sub>
+        </m:sSub>
+      </m:oMath>
+      <w:r>
+        <w:t xml:space="preserve">,</w:t>
+      </w:r>
+      <w:r>
+        <w:t xml:space="preserve"> </w:t>
+      </w:r>
+      <w:r>
+        <w:t xml:space="preserve">so for the prediction in</w:t>
+      </w:r>
+      <w:r>
+        <w:t xml:space="preserve"> </w:t>
+      </w:r>
+      <w:hyperlink w:anchor="exm-prediction-cond-mean">
+        <w:r>
+          <w:rPr>
+            <w:rStyle w:val="Hyperlink"/>
+          </w:rPr>
+          <w:t xml:space="preserve">Example 1</w:t>
+        </w:r>
+      </w:hyperlink>
+      <w:r>
+        <w:t xml:space="preserve"> </w:t>
+      </w:r>
+      <w:r>
+        <w:t xml:space="preserve">it is the estimated conditional mean at</w:t>
+      </w:r>
+      <w:r>
+        <w:t xml:space="preserve"> </w:t>
+      </w:r>
+      <m:oMath>
+        <m:sSub>
+          <m:e>
+            <m:r>
+              <m:t>x</m:t>
+            </m:r>
+          </m:e>
+          <m:sub>
+            <m:r>
+              <m:t>i</m:t>
+            </m:r>
+          </m:sub>
+        </m:sSub>
+      </m:oMath>
+      <w:r>
+        <w:t xml:space="preserve">:</w:t>
+      </w:r>
+    </w:p>
+    <w:p>
+      <w:pPr>
+        <w:pStyle w:val="BodyText"/>
+      </w:pPr>
+      <m:oMathPara>
+        <m:oMathParaPr>
+          <m:jc m:val="center"/>
+        </m:oMathParaPr>
+        <m:oMath>
+          <m:sSub>
+            <m:e>
+              <m:acc>
+                <m:accPr>
+                  <m:chr m:val="̂"/>
+                </m:accPr>
+                <m:e>
+                  <m:r>
+                    <m:t>y</m:t>
+                  </m:r>
+                </m:e>
+              </m:acc>
+            </m:e>
+            <m:sub>
+              <m:r>
+                <m:t>i</m:t>
+              </m:r>
+            </m:sub>
+          </m:sSub>
+          <m:r>
+            <m:rPr>
+              <m:sty m:val="p"/>
+            </m:rPr>
+            <m:t>=</m:t>
+          </m:r>
+          <m:r>
+            <m:t>μ</m:t>
+          </m:r>
+          <m:r>
+            <m:rPr>
+              <m:sty m:val="p"/>
+            </m:rPr>
+            <m:t>(</m:t>
+          </m:r>
+          <m:sSub>
+            <m:e>
+              <m:r>
+                <m:t>x</m:t>
+              </m:r>
+            </m:e>
+            <m:sub>
+              <m:r>
+                <m:t>i</m:t>
+              </m:r>
+            </m:sub>
+          </m:sSub>
+          <m:r>
+            <m:rPr>
+              <m:sty m:val="p"/>
+            </m:rPr>
+            <m:t>;</m:t>
+          </m:r>
+          <m:acc>
+            <m:accPr>
+              <m:chr m:val="̂"/>
+            </m:accPr>
+            <m:e>
+              <m:acc>
+                <m:accPr>
+                  <m:chr m:val="̃"/>
+                </m:accPr>
+                <m:e>
+                  <m:r>
+                    <m:t>θ</m:t>
+                  </m:r>
+                </m:e>
+              </m:acc>
+            </m:e>
+          </m:acc>
+          <m:r>
+            <m:rPr>
+              <m:sty m:val="p"/>
+            </m:rPr>
+            <m:t>)</m:t>
+          </m:r>
+          <m:r>
+            <m:rPr>
+              <m:sty m:val="p"/>
+            </m:rPr>
+            <m:t>.</m:t>
+          </m:r>
+        </m:oMath>
+      </m:oMathPara>
+    </w:p>
+    <w:p>
+      <w:pPr>
+        <w:pStyle w:val="FirstParagraph"/>
+      </w:pPr>
+      <w:r>
+        <w:t xml:space="preserve">It is chosen for the reason in</w:t>
+      </w:r>
+      <w:r>
+        <w:t xml:space="preserve"> </w:t>
+      </w:r>
+      <w:hyperlink w:anchor="rem-why-cond-mean">
+        <w:r>
+          <w:rPr>
+            <w:rStyle w:val="Hyperlink"/>
+          </w:rPr>
+          <w:t xml:space="preserve">Remark 1</w:t>
+        </w:r>
+      </w:hyperlink>
+      <w:r>
+        <w:t xml:space="preserve">:</w:t>
+      </w:r>
+      <w:r>
+        <w:t xml:space="preserve"> </w:t>
+      </w:r>
+      <w:r>
+        <w:t xml:space="preserve">the conditional mean is the best prediction under squared error loss.</w:t>
+      </w:r>
+    </w:p>
+    <w:bookmarkEnd w:id="14"/>
+    <w:bookmarkStart w:id="15" w:name="def-residual"/>
+    <w:p>
+      <w:pPr>
+        <w:pStyle w:val="BodyText"/>
       </w:pPr>
       <w:r>
         <w:rPr>
@@ -1167,8 +1637,8 @@
         </m:oMath>
       </m:oMathPara>
     </w:p>
-    <w:bookmarkEnd w:id="12"/>
-    <w:bookmarkStart w:id="13" w:name="def-prediction-error"/>
+    <w:bookmarkEnd w:id="15"/>
+    <w:bookmarkStart w:id="16" w:name="def-prediction-error"/>
     <w:p>
       <w:pPr>
         <w:pStyle w:val="FirstParagraph"/>
@@ -1377,8 +1847,8 @@
         </m:oMath>
       </m:oMathPara>
     </w:p>
-    <w:bookmarkEnd w:id="13"/>
-    <w:bookmarkStart w:id="14" w:name="exr-prediction-error-residual"/>
+    <w:bookmarkEnd w:id="16"/>
+    <w:bookmarkStart w:id="17" w:name="exr-prediction-error-residual"/>
     <w:p>
       <w:pPr>
         <w:pStyle w:val="FirstParagraph"/>
@@ -1482,8 +1952,8 @@
         <w:t xml:space="preserve">.</w:t>
       </w:r>
     </w:p>
-    <w:bookmarkEnd w:id="14"/>
-    <w:bookmarkStart w:id="15" w:name="sol-prediction-error-residual"/>
+    <w:bookmarkEnd w:id="17"/>
+    <w:bookmarkStart w:id="18" w:name="sol-prediction-error-residual"/>
     <w:p>
       <w:pPr>
         <w:pStyle w:val="BodyText"/>
@@ -1723,8 +2193,8 @@
         </m:oMath>
       </m:oMathPara>
     </w:p>
-    <w:bookmarkEnd w:id="15"/>
-    <w:bookmarkStart w:id="16" w:name="thm-prediction-error-residual"/>
+    <w:bookmarkEnd w:id="18"/>
+    <w:bookmarkStart w:id="19" w:name="thm-prediction-error-residual"/>
     <w:p>
       <w:pPr>
         <w:pStyle w:val="FirstParagraph"/>
@@ -1865,7 +2335,7 @@
         </m:oMath>
       </m:oMathPara>
     </w:p>
-    <w:bookmarkEnd w:id="16"/>
+    <w:bookmarkEnd w:id="19"/>
     <w:p>
       <w:pPr>
         <w:pStyle w:val="FirstParagraph"/>
@@ -1898,7 +2368,7 @@
         <w:t xml:space="preserve">.</w:t>
       </w:r>
     </w:p>
-    <w:bookmarkStart w:id="17" w:name="cor-residual-prediction-error"/>
+    <w:bookmarkStart w:id="20" w:name="cor-residual-prediction-error"/>
     <w:p>
       <w:pPr>
         <w:pStyle w:val="BodyText"/>
@@ -2045,7 +2515,7 @@
         </m:oMath>
       </m:oMathPara>
     </w:p>
-    <w:bookmarkEnd w:id="17"/>
+    <w:bookmarkEnd w:id="20"/>
     <w:p>
       <w:pPr>
         <w:pStyle w:val="FirstParagraph"/>
@@ -2098,7 +2568,7 @@
         <w:t xml:space="preserve">.</w:t>
       </w:r>
     </w:p>
-    <w:bookmarkStart w:id="20" w:name="exm-residual-prediction-error"/>
+    <w:bookmarkStart w:id="23" w:name="exm-residual-prediction-error"/>
     <w:p>
       <w:pPr>
         <w:pStyle w:val="BodyText"/>
@@ -2161,7 +2631,7 @@
       <w:r>
         <w:t xml:space="preserve"> </w:t>
       </w:r>
-      <w:hyperlink r:id="rId18">
+      <w:hyperlink r:id="rId21">
         <w:r>
           <w:rPr>
             <w:rStyle w:val="VerbatimChar"/>
@@ -2193,7 +2663,7 @@
       <w:r>
         <w:t xml:space="preserve"> </w:t>
       </w:r>
-      <w:hyperlink r:id="rId19">
+      <w:hyperlink r:id="rId22">
         <w:r>
           <w:rPr>
             <w:rStyle w:val="VerbatimChar"/>
@@ -3518,8 +3988,8 @@
         <w:t xml:space="preserve">says.</w:t>
       </w:r>
     </w:p>
-    <w:bookmarkEnd w:id="20"/>
-    <w:bookmarkStart w:id="22" w:name="rem-prediction-error"/>
+    <w:bookmarkEnd w:id="23"/>
+    <w:bookmarkStart w:id="25" w:name="rem-prediction-error"/>
     <w:p>
       <w:pPr>
         <w:pStyle w:val="BodyText"/>
@@ -3529,7 +3999,7 @@
           <w:i/>
           <w:iCs/>
         </w:rPr>
-        <w:t xml:space="preserve">Remark 1</w:t>
+        <w:t xml:space="preserve">Remark 3</w:t>
       </w:r>
       <w:r>
         <w:t xml:space="preserve"> (Prediction errors and residuals). </w:t>
@@ -3589,7 +4059,7 @@
       <w:r>
         <w:t xml:space="preserve"> </w:t>
       </w:r>
-      <w:hyperlink r:id="rId21">
+      <w:hyperlink r:id="rId24">
         <w:r>
           <w:rPr>
             <w:rStyle w:val="Hyperlink"/>
@@ -3776,9 +4246,9 @@
         <w:t xml:space="preserve">so the two differ only in orientation.</w:t>
       </w:r>
     </w:p>
-    <w:bookmarkEnd w:id="22"/>
-    <w:bookmarkEnd w:id="23"/>
-    <w:bookmarkStart w:id="35" w:name="sec-prediction-mse"/>
+    <w:bookmarkEnd w:id="25"/>
+    <w:bookmarkEnd w:id="26"/>
+    <w:bookmarkStart w:id="38" w:name="sec-prediction-mse"/>
     <w:p>
       <w:pPr>
         <w:pStyle w:val="Heading2"/>
@@ -3787,7 +4257,7 @@
         <w:t xml:space="preserve">2 Mean squared error of predictions</w:t>
       </w:r>
     </w:p>
-    <w:bookmarkStart w:id="24" w:name="def-prediction-mse"/>
+    <w:bookmarkStart w:id="27" w:name="def-prediction-mse"/>
     <w:p>
       <w:pPr>
         <w:pStyle w:val="FirstParagraph"/>
@@ -4086,8 +4556,8 @@
         </m:oMath>
       </m:oMathPara>
     </w:p>
-    <w:bookmarkEnd w:id="24"/>
-    <w:bookmarkStart w:id="28" w:name="rem-prediction-mse"/>
+    <w:bookmarkEnd w:id="27"/>
+    <w:bookmarkStart w:id="31" w:name="rem-prediction-mse"/>
     <w:p>
       <w:pPr>
         <w:pStyle w:val="FirstParagraph"/>
@@ -4097,7 +4567,7 @@
           <w:i/>
           <w:iCs/>
         </w:rPr>
-        <w:t xml:space="preserve">Remark 2</w:t>
+        <w:t xml:space="preserve">Remark 4</w:t>
       </w:r>
       <w:r>
         <w:t xml:space="preserve"> (Prediction MSE, estimator MSE and RSS). </w:t>
@@ -4125,7 +4595,7 @@
       <w:r>
         <w:t xml:space="preserve"> </w:t>
       </w:r>
-      <w:hyperlink r:id="rId25">
+      <w:hyperlink r:id="rId28">
         <w:r>
           <w:rPr>
             <w:rStyle w:val="Hyperlink"/>
@@ -4154,7 +4624,7 @@
       <w:r>
         <w:t xml:space="preserve"> </w:t>
       </w:r>
-      <w:hyperlink r:id="rId26">
+      <w:hyperlink r:id="rId29">
         <w:r>
           <w:rPr>
             <w:rStyle w:val="Hyperlink"/>
@@ -4182,7 +4652,7 @@
       <w:r>
         <w:t xml:space="preserve">(</w:t>
       </w:r>
-      <w:hyperlink r:id="rId27">
+      <w:hyperlink r:id="rId30">
         <w:r>
           <w:rPr>
             <w:rStyle w:val="Hyperlink"/>
@@ -4390,8 +4860,8 @@
         </m:oMath>
       </m:oMathPara>
     </w:p>
-    <w:bookmarkEnd w:id="28"/>
-    <w:bookmarkStart w:id="34" w:name="exm-fitted-residual-error"/>
+    <w:bookmarkEnd w:id="31"/>
+    <w:bookmarkStart w:id="37" w:name="exm-fitted-residual-error"/>
     <w:p>
       <w:pPr>
         <w:pStyle w:val="FirstParagraph"/>
@@ -4575,7 +5045,7 @@
       <w:r>
         <w:t xml:space="preserve"> </w:t>
       </w:r>
-      <w:hyperlink r:id="rId29">
+      <w:hyperlink r:id="rId32">
         <w:r>
           <w:rPr>
             <w:rStyle w:val="Hyperlink"/>
@@ -5107,7 +5577,7 @@
       <w:tr>
         <w:tc>
           <w:tcPr/>
-          <w:bookmarkStart w:id="33" w:name="fig-fitted-residual-error"/>
+          <w:bookmarkStart w:id="36" w:name="fig-fitted-residual-error"/>
           <w:p>
             <w:pPr>
               <w:pStyle w:val="SourceCode"/>
@@ -6128,18 +6598,18 @@
                 <wp:inline>
                   <wp:extent cx="4620126" cy="3696101"/>
                   <wp:effectExtent b="0" l="0" r="0" t="0"/>
-                  <wp:docPr descr="" title="" id="31" name="Picture"/>
+                  <wp:docPr descr="" title="" id="34" name="Picture"/>
                   <a:graphic>
                     <a:graphicData uri="http://schemas.openxmlformats.org/drawingml/2006/picture">
                       <pic:pic>
                         <pic:nvPicPr>
-                          <pic:cNvPr descr="prediction_files/figure-docx/unnamed-chunk-1-1.png" id="32" name="Picture"/>
+                          <pic:cNvPr descr="prediction_files/figure-docx/unnamed-chunk-1-1.png" id="35" name="Picture"/>
                           <pic:cNvPicPr>
                             <a:picLocks noChangeArrowheads="1" noChangeAspect="1"/>
                           </pic:cNvPicPr>
                         </pic:nvPicPr>
                         <pic:blipFill>
-                          <a:blip r:embed="rId30"/>
+                          <a:blip r:embed="rId33"/>
                           <a:stretch>
                             <a:fillRect/>
                           </a:stretch>
@@ -6191,7 +6661,7 @@
               <w:t xml:space="preserve">which points up from its fitted value to its observed outcome</w:t>
             </w:r>
           </w:p>
-          <w:bookmarkEnd w:id="33"/>
+          <w:bookmarkEnd w:id="36"/>
         </w:tc>
       </w:tr>
     </w:tbl>
@@ -6423,9 +6893,9 @@
         <w:t xml:space="preserve">.</w:t>
       </w:r>
     </w:p>
-    <w:bookmarkEnd w:id="34"/>
-    <w:bookmarkEnd w:id="35"/>
-    <w:bookmarkStart w:id="44" w:name="sec-estimation-vs-prediction"/>
+    <w:bookmarkEnd w:id="37"/>
+    <w:bookmarkEnd w:id="38"/>
+    <w:bookmarkStart w:id="49" w:name="sec-estimation-vs-prediction"/>
     <w:p>
       <w:pPr>
         <w:pStyle w:val="Heading2"/>
@@ -6434,7 +6904,7 @@
         <w:t xml:space="preserve">3 Estimation versus prediction</w:t>
       </w:r>
     </w:p>
-    <w:bookmarkStart w:id="41" w:name="rem-estimation-vs-prediction"/>
+    <w:bookmarkStart w:id="44" w:name="rem-estimation-vs-prediction"/>
     <w:p>
       <w:pPr>
         <w:pStyle w:val="FirstParagraph"/>
@@ -6444,7 +6914,7 @@
           <w:i/>
           <w:iCs/>
         </w:rPr>
-        <w:t xml:space="preserve">Remark 3</w:t>
+        <w:t xml:space="preserve">Remark 5</w:t>
       </w:r>
       <w:r>
         <w:t xml:space="preserve"> (Estimation versus prediction). </w:t>
@@ -6489,7 +6959,7 @@
       <w:r>
         <w:t xml:space="preserve"> </w:t>
       </w:r>
-      <w:hyperlink r:id="rId36">
+      <w:hyperlink r:id="rId39">
         <w:r>
           <w:rPr>
             <w:rStyle w:val="Hyperlink"/>
@@ -6506,7 +6976,7 @@
       <w:r>
         <w:t xml:space="preserve"> </w:t>
       </w:r>
-      <w:hyperlink r:id="rId37">
+      <w:hyperlink r:id="rId40">
         <w:r>
           <w:rPr>
             <w:rStyle w:val="Hyperlink"/>
@@ -6582,7 +7052,7 @@
       <w:r>
         <w:t xml:space="preserve"> </w:t>
       </w:r>
-      <w:hyperlink r:id="rId21">
+      <w:hyperlink r:id="rId24">
         <w:r>
           <w:rPr>
             <w:rStyle w:val="Hyperlink"/>
@@ -6644,7 +7114,7 @@
       <w:r>
         <w:t xml:space="preserve"> </w:t>
       </w:r>
-      <w:hyperlink r:id="rId38">
+      <w:hyperlink r:id="rId41">
         <w:r>
           <w:rPr>
             <w:rStyle w:val="Hyperlink"/>
@@ -6712,7 +7182,7 @@
       <w:r>
         <w:t xml:space="preserve"> </w:t>
       </w:r>
-      <w:hyperlink r:id="rId39">
+      <w:hyperlink r:id="rId42">
         <w:r>
           <w:rPr>
             <w:rStyle w:val="Hyperlink"/>
@@ -6734,7 +7204,7 @@
       <w:pPr>
         <w:pStyle w:val="FirstParagraph"/>
       </w:pPr>
-      <w:hyperlink r:id="rId40">
+      <w:hyperlink r:id="rId43">
         <w:r>
           <w:rPr>
             <w:rStyle w:val="Hyperlink"/>
@@ -6749,15 +7219,15 @@
         <w:t xml:space="preserve">estimates the prediction error on new observations.</w:t>
       </w:r>
     </w:p>
-    <w:bookmarkEnd w:id="41"/>
-    <w:bookmarkStart w:id="43" w:name="refs"/>
-    <w:bookmarkStart w:id="42" w:name="ref-hosmer1989applied"/>
+    <w:bookmarkEnd w:id="44"/>
+    <w:bookmarkStart w:id="48" w:name="refs"/>
+    <w:bookmarkStart w:id="46" w:name="ref-hastie2009elements"/>
     <w:p>
       <w:pPr>
         <w:pStyle w:val="Bibliography"/>
       </w:pPr>
       <w:r>
-        <w:t xml:space="preserve">Hosmer, David W., and Stanley Lemeshow. 1989.</w:t>
+        <w:t xml:space="preserve">Hastie, Trevor, Robert Tibshirani, and Jerome Friedman. 2009.</w:t>
       </w:r>
       <w:r>
         <w:t xml:space="preserve"> </w:t>
@@ -6767,15 +7237,52 @@
           <w:i/>
           <w:iCs/>
         </w:rPr>
+        <w:t xml:space="preserve">The Elements of Statistical Learning: Data Mining, Inference, and Prediction</w:t>
+      </w:r>
+      <w:r>
+        <w:t xml:space="preserve">. 2nd ed. Springer.</w:t>
+      </w:r>
+      <w:r>
+        <w:t xml:space="preserve"> </w:t>
+      </w:r>
+      <w:hyperlink r:id="rId45">
+        <w:r>
+          <w:rPr>
+            <w:rStyle w:val="Hyperlink"/>
+          </w:rPr>
+          <w:t xml:space="preserve">https://doi.org/10.1007/978-0-387-84858-7</w:t>
+        </w:r>
+      </w:hyperlink>
+      <w:r>
+        <w:t xml:space="preserve">.</w:t>
+      </w:r>
+    </w:p>
+    <w:bookmarkEnd w:id="46"/>
+    <w:bookmarkStart w:id="47" w:name="ref-hosmer1989applied"/>
+    <w:p>
+      <w:pPr>
+        <w:pStyle w:val="Bibliography"/>
+      </w:pPr>
+      <w:r>
+        <w:t xml:space="preserve">Hosmer, David W., and Stanley Lemeshow. 1989.</w:t>
+      </w:r>
+      <w:r>
+        <w:t xml:space="preserve"> </w:t>
+      </w:r>
+      <w:r>
+        <w:rPr>
+          <w:i/>
+          <w:iCs/>
+        </w:rPr>
         <w:t xml:space="preserve">Applied Logistic Regression</w:t>
       </w:r>
       <w:r>
         <w:t xml:space="preserve">. Wiley.</w:t>
       </w:r>
     </w:p>
-    <w:bookmarkEnd w:id="42"/>
-    <w:bookmarkEnd w:id="43"/>
-    <w:bookmarkEnd w:id="44"/>
+    <w:bookmarkEnd w:id="47"/>
+    <w:bookmarkEnd w:id="48"/>
+    <w:bookmarkEnd w:id="49"/>
     <w:sectPr>
       <w:footnotePr>
         <w:numRestart w:val="eachSect"/>
